--- a/word_reports/LP_0131_위치_218_Doris Day_Doris Day's Gre.docx
+++ b/word_reports/LP_0131_위치_218_Doris Day_Doris Day's Gre.docx
@@ -4,7 +4,7 @@
   <w:body>
     <w:p>
       <w:pPr>
-        <w:spacing w:after="280"/>
+        <w:spacing w:after="80"/>
       </w:pPr>
       <w:r>
         <w:rPr w:rFonts="맑은 고딕">
@@ -13,94 +13,47 @@
           <w:color w:val="1E3A8A"/>
           <w:sz w:val="30"/>
         </w:rPr>
-        <w:t>[218] Doris Day - Doris Day's Greatest Hits</w:t>
+        <w:t>Doris Day (도리스 데이) - Doris Day's Greatest Hits</w:t>
       </w:r>
     </w:p>
     <w:p>
       <w:pPr>
-        <w:spacing w:after="320"/>
+        <w:spacing w:after="240"/>
       </w:pPr>
       <w:r>
         <w:rPr w:rFonts="맑은 고딕">
           <w:rFonts w:ascii="맑은 고딕" w:hAnsi="맑은 고딕" w:eastAsia="맑은 고딕"/>
           <w:b/>
-          <w:sz w:val="20"/>
+          <w:color w:val="4B5563"/>
+          <w:sz w:val="22"/>
         </w:rPr>
-        <w:t>■ 위치 : 218</w:t>
-        <w:br/>
-      </w:r>
-      <w:r>
-        <w:rPr w:rFonts="맑은 고딕">
-          <w:rFonts w:ascii="맑은 고딕" w:hAnsi="맑은 고딕" w:eastAsia="맑은 고딕"/>
-          <w:b/>
-          <w:sz w:val="20"/>
-        </w:rPr>
-        <w:t>■ 아티스트 : Doris Day</w:t>
-        <w:br/>
-      </w:r>
-      <w:r>
-        <w:rPr w:rFonts="맑은 고딕">
-          <w:rFonts w:ascii="맑은 고딕" w:hAnsi="맑은 고딕" w:eastAsia="맑은 고딕"/>
-          <w:b/>
-          <w:sz w:val="20"/>
-        </w:rPr>
-        <w:t>■ 앨범명 : Doris Day's Greatest Hits</w:t>
-        <w:br/>
-      </w:r>
-      <w:r>
-        <w:rPr w:rFonts="맑은 고딕">
-          <w:rFonts w:ascii="맑은 고딕" w:hAnsi="맑은 고딕" w:eastAsia="맑은 고딕"/>
-          <w:b w:val="0"/>
-          <w:sz w:val="20"/>
-        </w:rPr>
-        <w:t>■ 음반 레이블 : Columbia Records</w:t>
-        <w:br/>
-      </w:r>
-      <w:r>
-        <w:rPr w:rFonts="맑은 고딕">
-          <w:rFonts w:ascii="맑은 고딕" w:hAnsi="맑은 고딕" w:eastAsia="맑은 고딕"/>
-          <w:b w:val="0"/>
-          <w:sz w:val="20"/>
-        </w:rPr>
-        <w:t>■ 발매년도 : 1958</w:t>
-        <w:br/>
-      </w:r>
-      <w:r>
-        <w:rPr w:rFonts="맑은 고딕">
-          <w:rFonts w:ascii="맑은 고딕" w:hAnsi="맑은 고딕" w:eastAsia="맑은 고딕"/>
-          <w:b w:val="0"/>
-          <w:sz w:val="20"/>
-        </w:rPr>
-        <w:t>■ 장르 : 보컬 팝 (Vocal Pop), 스탠더드 팝 (Standard Pop), 이지 리스닝 (Easy Listening)</w:t>
-        <w:br/>
-      </w:r>
-      <w:r>
-        <w:rPr w:rFonts="맑은 고딕">
-          <w:rFonts w:ascii="맑은 고딕" w:hAnsi="맑은 고딕" w:eastAsia="맑은 고딕"/>
-          <w:b w:val="0"/>
-          <w:sz w:val="20"/>
-        </w:rPr>
-        <w:t>■ 주요 수록곡 : 1. Sentimental Journey</w:t>
-        <w:br/>
+        <w:t>위치 :  218</w:t>
       </w:r>
     </w:p>
     <w:p>
       <w:pPr>
-        <w:spacing w:after="160"/>
+        <w:spacing w:line="324" w:lineRule="auto" w:before="80" w:after="160"/>
       </w:pPr>
       <w:r>
         <w:rPr w:rFonts="맑은 고딕">
           <w:rFonts w:ascii="맑은 고딕" w:hAnsi="맑은 고딕" w:eastAsia="맑은 고딕"/>
           <w:b/>
           <w:color w:val="1F2937"/>
-          <w:sz w:val="24"/>
+          <w:sz w:val="22"/>
         </w:rPr>
-        <w:t>■ 음반 해설 및 감상 가이드</w:t>
+        <w:t xml:space="preserve">[음반 소개] </w:t>
+      </w:r>
+      <w:r>
+        <w:rPr w:rFonts="맑은 고딕">
+          <w:rFonts w:ascii="맑은 고딕" w:hAnsi="맑은 고딕" w:eastAsia="맑은 고딕"/>
+          <w:b w:val="0"/>
+          <w:sz w:val="21"/>
+        </w:rPr>
       </w:r>
     </w:p>
     <w:p>
       <w:pPr>
-        <w:spacing w:line="312" w:lineRule="auto" w:after="120"/>
+        <w:spacing w:line="324" w:lineRule="auto" w:after="120"/>
       </w:pPr>
       <w:r>
         <w:rPr w:rFonts="맑은 고딕">
@@ -108,51 +61,516 @@
           <w:b w:val="0"/>
           <w:sz w:val="21"/>
         </w:rPr>
-        <w:t>1950년대 미국 대중문화의 황금기를 상징하는 전설적인 아티스트 도리스 데이(Doris Day)의 음악적 정수를 집대성한 &lt;Doris Day's Greatest Hits&gt;는 1958년 컬럼비아 레코드를 통해 첫선을 보인 명반입니다. 레스 브라운 오케스트라의 전속 싱어 출신인 그녀가 할리우드 영화배우이자 솔로 보컬리스트로서 최고조의 전성기를 누리던 시절의 대표 음원들을 엄선하여 담아냈으며, 당대 미국인들에게 희망과 위안을 선사했던 그녀의 완벽한 음악적 발자취를 집약적으로 조명합니다.</w:t>
+        <w:t>맑고 투명한 햇살처럼 티 없이 번져가는 도리스 데이의 음성은 20세기 중반 전 세계인의 마음에 위로와 순수한 낭만을 심어준 아름다운 축복이었습니다. 1958년 컬럼비아 레코드에서 발매된 본 음반은 그녀의 찬란했던 전성기 음악 여정을 가장 정갈하고 기품 있는 선곡으로 엮어낸 불멸의 명반입니다. 화려한 기교 대신 영혼을 어루만지는 담백한 프레이징과 포근한 미소는 회색빛 일상 속에 잊혀가던 서정의 향수를 찬연하게 되살려냅니다. 반세기를 훌쩍 넘긴 오늘날에도 턴테이블 위에서 피어오르는 그녀의 노래는 클래식 스탠더드 팝이 도달할 수 있는 가장 우아하고 영원한 감동의 순간을 선사합니다.</w:t>
       </w:r>
     </w:p>
     <w:p>
       <w:pPr>
-        <w:spacing w:line="312" w:lineRule="auto" w:after="120"/>
+        <w:spacing w:line="324" w:lineRule="auto" w:before="200" w:after="80"/>
       </w:pPr>
+      <w:r>
+        <w:rPr w:rFonts="맑은 고딕">
+          <w:rFonts w:ascii="맑은 고딕" w:hAnsi="맑은 고딕" w:eastAsia="맑은 고딕"/>
+          <w:b/>
+          <w:color w:val="1E3A8A"/>
+          <w:sz w:val="24"/>
+        </w:rPr>
+        <w:t>1. 음반 데이터</w:t>
+      </w:r>
+    </w:p>
+    <w:p>
+      <w:pPr>
+        <w:spacing w:line="324" w:lineRule="auto" w:after="80"/>
+      </w:pPr>
+      <w:r>
+        <w:rPr w:rFonts="맑은 고딕">
+          <w:rFonts w:ascii="맑은 고딕" w:hAnsi="맑은 고딕" w:eastAsia="맑은 고딕"/>
+          <w:b w:val="0"/>
+          <w:color w:val="6B7280"/>
+          <w:sz w:val="21"/>
+        </w:rPr>
+        <w:t xml:space="preserve">· </w:t>
+      </w:r>
+      <w:r>
+        <w:rPr w:rFonts="맑은 고딕">
+          <w:rFonts w:ascii="맑은 고딕" w:hAnsi="맑은 고딕" w:eastAsia="맑은 고딕"/>
+          <w:b/>
+          <w:color w:val="1F2937"/>
+          <w:sz w:val="21"/>
+        </w:rPr>
+        <w:t xml:space="preserve">앨범명: </w:t>
+      </w:r>
       <w:r>
         <w:rPr w:rFonts="맑은 고딕">
           <w:rFonts w:ascii="맑은 고딕" w:hAnsi="맑은 고딕" w:eastAsia="맑은 고딕"/>
           <w:b w:val="0"/>
           <w:sz w:val="21"/>
         </w:rPr>
-        <w:t>도리스 데이의 보컬은 특유의 맑고 은은한 음색, 흐트러짐 없는 정확한 프레이징과 딕션, 그리고 듣는 이의 마음을 온화하게 감싸안는 따스한 감정 전달력이 결정적인 매력입니다. 본 음반에서는 빅밴드 스윙의 경쾌한 리듬감을 살린 트랙부터 세련된 현악 편곡이 돋보이는 낭만적인 발라드까지 폭넓은 스펙트럼을 확인할 수 있습니다. 당대 최고의 클래식 팝 편곡자들과 풀 오케스트라 세션이 어우러진 밀도 높은 사운드는 그녀의 음성을 한층 더 입체적이고 품격 있게 빛내줍니다.</w:t>
+        <w:t>Doris Day's Greatest Hits</w:t>
       </w:r>
     </w:p>
     <w:p>
       <w:pPr>
-        <w:spacing w:line="312" w:lineRule="auto" w:after="120"/>
+        <w:spacing w:line="324" w:lineRule="auto" w:after="80"/>
       </w:pPr>
+      <w:r>
+        <w:rPr w:rFonts="맑은 고딕">
+          <w:rFonts w:ascii="맑은 고딕" w:hAnsi="맑은 고딕" w:eastAsia="맑은 고딕"/>
+          <w:b w:val="0"/>
+          <w:color w:val="6B7280"/>
+          <w:sz w:val="21"/>
+        </w:rPr>
+        <w:t xml:space="preserve">· </w:t>
+      </w:r>
+      <w:r>
+        <w:rPr w:rFonts="맑은 고딕">
+          <w:rFonts w:ascii="맑은 고딕" w:hAnsi="맑은 고딕" w:eastAsia="맑은 고딕"/>
+          <w:b/>
+          <w:color w:val="1F2937"/>
+          <w:sz w:val="21"/>
+        </w:rPr>
+        <w:t xml:space="preserve">아티스트: </w:t>
+      </w:r>
       <w:r>
         <w:rPr w:rFonts="맑은 고딕">
           <w:rFonts w:ascii="맑은 고딕" w:hAnsi="맑은 고딕" w:eastAsia="맑은 고딕"/>
           <w:b w:val="0"/>
           <w:sz w:val="21"/>
         </w:rPr>
-        <w:t>대표 수록곡 중 알프레드 히치콕 감독의 영화 &lt;너무 많이 알고 있던 사나이&gt;에 삽입되어 아카데미 주제가상을 수상한 'Que Sera, Sera (Whatever Will Be, Will Be)'는 세대를 초월해 사랑받는 타임리스 클래식입니다. 아울러 그녀를 일확천금의 스타덤에 올린 출세작이자 빅밴드 시대의 향수를 자극하는 'Sentimental Journey', 영화 &lt;칼라미티 제인&gt;의 감미로운 러브 테마이자 또 다른 아카데미 수상곡인 'Secret Love' 등 수록된 곡 모두가 팝 음악사의 커다란 궤적을 이루는 걸작들입니다.</w:t>
+        <w:t>Doris Day (도리스 데이)</w:t>
       </w:r>
     </w:p>
     <w:p>
       <w:pPr>
-        <w:spacing w:line="312" w:lineRule="auto" w:after="120"/>
+        <w:spacing w:line="324" w:lineRule="auto" w:after="80"/>
       </w:pPr>
+      <w:r>
+        <w:rPr w:rFonts="맑은 고딕">
+          <w:rFonts w:ascii="맑은 고딕" w:hAnsi="맑은 고딕" w:eastAsia="맑은 고딕"/>
+          <w:b w:val="0"/>
+          <w:color w:val="6B7280"/>
+          <w:sz w:val="21"/>
+        </w:rPr>
+        <w:t xml:space="preserve">· </w:t>
+      </w:r>
+      <w:r>
+        <w:rPr w:rFonts="맑은 고딕">
+          <w:rFonts w:ascii="맑은 고딕" w:hAnsi="맑은 고딕" w:eastAsia="맑은 고딕"/>
+          <w:b/>
+          <w:color w:val="1F2937"/>
+          <w:sz w:val="21"/>
+        </w:rPr>
+        <w:t xml:space="preserve">발매 정보: </w:t>
+      </w:r>
       <w:r>
         <w:rPr w:rFonts="맑은 고딕">
           <w:rFonts w:ascii="맑은 고딕" w:hAnsi="맑은 고딕" w:eastAsia="맑은 고딕"/>
           <w:b w:val="0"/>
           <w:sz w:val="21"/>
         </w:rPr>
-        <w:t>LP라는 아날로그 매체를 통해 감상하는 본 음반은 1950년대 스튜디오 녹음 특유의 포근한 질감과 입체적인 오케스트라 잔향을 풍부하게 전달합니다. 도리스 데이가 선사하는 친근하면서도 우아한 보컬은 스탠더드 팝 컬렉터는 물론, 바쁜 현대인의 지친 일상 속에서 편안하고 클래식한 낭만을 갈망하는 모든 이들에게 더없이 완벽한 음악적 휴식을 선사할 것입니다.</w:t>
+        <w:t>1958년 명문 레이블 컬럼비아(Columbia Records)를 통해 모노(CL 1210)와 스테레오(CS 8105)로 동시 발매된 앨범으로, 1940년대 후반부터 1950년대를 풍미한 그녀의 대표적 빅 히트 싱글들을 오케스트라 마스터 테이프의 정교한 리마스터링을 거쳐 아카이브 형태로 집대성한 역사적 앤솔로지입니다.</w:t>
+      </w:r>
+    </w:p>
+    <w:p>
+      <w:pPr>
+        <w:spacing w:line="324" w:lineRule="auto" w:after="80"/>
+      </w:pPr>
+      <w:r>
+        <w:rPr w:rFonts="맑은 고딕">
+          <w:rFonts w:ascii="맑은 고딕" w:hAnsi="맑은 고딕" w:eastAsia="맑은 고딕"/>
+          <w:b w:val="0"/>
+          <w:color w:val="6B7280"/>
+          <w:sz w:val="21"/>
+        </w:rPr>
+        <w:t xml:space="preserve">· </w:t>
+      </w:r>
+      <w:r>
+        <w:rPr w:rFonts="맑은 고딕">
+          <w:rFonts w:ascii="맑은 고딕" w:hAnsi="맑은 고딕" w:eastAsia="맑은 고딕"/>
+          <w:b/>
+          <w:color w:val="1F2937"/>
+          <w:sz w:val="21"/>
+        </w:rPr>
+        <w:t xml:space="preserve">LP 인기도(판매량): </w:t>
+      </w:r>
+      <w:r>
+        <w:rPr w:rFonts="맑은 고딕">
+          <w:rFonts w:ascii="맑은 고딕" w:hAnsi="맑은 고딕" w:eastAsia="맑은 고딕"/>
+          <w:b w:val="0"/>
+          <w:sz w:val="21"/>
+        </w:rPr>
+        <w:t>발매 직후 빌보드 팝 앨범 차트 최상위권(4위)에 진입한 후 수년간 롱런하며 미국음반산업협회(RIAA) 골드 레코드(50만 장 이상) 인증을 획득하였으며, 전 세계적으로 수백만 장의 스테디셀러를 기록하며 1950년대 팝 음반 중 가장 널리 사랑받은 모범적 베스트 음반으로 자리매김했습니다.</w:t>
+      </w:r>
+    </w:p>
+    <w:p>
+      <w:pPr>
+        <w:spacing w:line="324" w:lineRule="auto" w:after="80"/>
+      </w:pPr>
+      <w:r>
+        <w:rPr w:rFonts="맑은 고딕">
+          <w:rFonts w:ascii="맑은 고딕" w:hAnsi="맑은 고딕" w:eastAsia="맑은 고딕"/>
+          <w:b w:val="0"/>
+          <w:color w:val="6B7280"/>
+          <w:sz w:val="21"/>
+        </w:rPr>
+        <w:t xml:space="preserve">· </w:t>
+      </w:r>
+      <w:r>
+        <w:rPr w:rFonts="맑은 고딕">
+          <w:rFonts w:ascii="맑은 고딕" w:hAnsi="맑은 고딕" w:eastAsia="맑은 고딕"/>
+          <w:b/>
+          <w:color w:val="1F2937"/>
+          <w:sz w:val="21"/>
+        </w:rPr>
+        <w:t xml:space="preserve">각종 수상경력: </w:t>
+      </w:r>
+      <w:r>
+        <w:rPr w:rFonts="맑은 고딕">
+          <w:rFonts w:ascii="맑은 고딕" w:hAnsi="맑은 고딕" w:eastAsia="맑은 고딕"/>
+          <w:b w:val="0"/>
+          <w:sz w:val="21"/>
+        </w:rPr>
+        <w:t>수록곡 "Secret Love"(1953)와 "Que Sera, Sera"(1956)가 아카데미 주제가상을 연속 수상하였고, 훗날 그래미 명예의 전당(Grammy Hall of Fame) 헌액 및 그래미 평생공로상(2008) 수상의 결정적 기반이 된 명곡들이 총망라되어 있습니다.</w:t>
+      </w:r>
+    </w:p>
+    <w:p>
+      <w:pPr>
+        <w:spacing w:line="324" w:lineRule="auto" w:before="200" w:after="80"/>
+      </w:pPr>
+      <w:r>
+        <w:rPr w:rFonts="맑은 고딕">
+          <w:rFonts w:ascii="맑은 고딕" w:hAnsi="맑은 고딕" w:eastAsia="맑은 고딕"/>
+          <w:b/>
+          <w:color w:val="1E3A8A"/>
+          <w:sz w:val="24"/>
+        </w:rPr>
+        <w:t>2. 아티스트 정보</w:t>
+      </w:r>
+    </w:p>
+    <w:p>
+      <w:pPr>
+        <w:spacing w:line="324" w:lineRule="auto" w:after="80"/>
+      </w:pPr>
+      <w:r>
+        <w:rPr w:rFonts="맑은 고딕">
+          <w:rFonts w:ascii="맑은 고딕" w:hAnsi="맑은 고딕" w:eastAsia="맑은 고딕"/>
+          <w:b w:val="0"/>
+          <w:color w:val="6B7280"/>
+          <w:sz w:val="21"/>
+        </w:rPr>
+        <w:t xml:space="preserve">· </w:t>
+      </w:r>
+      <w:r>
+        <w:rPr w:rFonts="맑은 고딕">
+          <w:rFonts w:ascii="맑은 고딕" w:hAnsi="맑은 고딕" w:eastAsia="맑은 고딕"/>
+          <w:b/>
+          <w:color w:val="1F2937"/>
+          <w:sz w:val="21"/>
+        </w:rPr>
+        <w:t xml:space="preserve">국적: </w:t>
+      </w:r>
+      <w:r>
+        <w:rPr w:rFonts="맑은 고딕">
+          <w:rFonts w:ascii="맑은 고딕" w:hAnsi="맑은 고딕" w:eastAsia="맑은 고딕"/>
+          <w:b w:val="0"/>
+          <w:sz w:val="21"/>
+        </w:rPr>
+        <w:t>미국 (USA)</w:t>
+      </w:r>
+    </w:p>
+    <w:p>
+      <w:pPr>
+        <w:spacing w:line="324" w:lineRule="auto" w:after="80"/>
+      </w:pPr>
+      <w:r>
+        <w:rPr w:rFonts="맑은 고딕">
+          <w:rFonts w:ascii="맑은 고딕" w:hAnsi="맑은 고딕" w:eastAsia="맑은 고딕"/>
+          <w:b w:val="0"/>
+          <w:color w:val="6B7280"/>
+          <w:sz w:val="21"/>
+        </w:rPr>
+        <w:t xml:space="preserve">· </w:t>
+      </w:r>
+      <w:r>
+        <w:rPr w:rFonts="맑은 고딕">
+          <w:rFonts w:ascii="맑은 고딕" w:hAnsi="맑은 고딕" w:eastAsia="맑은 고딕"/>
+          <w:b/>
+          <w:color w:val="1F2937"/>
+          <w:sz w:val="21"/>
+        </w:rPr>
+        <w:t xml:space="preserve">생몰년도: </w:t>
+      </w:r>
+      <w:r>
+        <w:rPr w:rFonts="맑은 고딕">
+          <w:rFonts w:ascii="맑은 고딕" w:hAnsi="맑은 고딕" w:eastAsia="맑은 고딕"/>
+          <w:b w:val="0"/>
+          <w:sz w:val="21"/>
+        </w:rPr>
+        <w:t>1922년 4월 3일 ~ 2019년 5월 13일</w:t>
+      </w:r>
+    </w:p>
+    <w:p>
+      <w:pPr>
+        <w:spacing w:line="324" w:lineRule="auto" w:after="80"/>
+      </w:pPr>
+      <w:r>
+        <w:rPr w:rFonts="맑은 고딕">
+          <w:rFonts w:ascii="맑은 고딕" w:hAnsi="맑은 고딕" w:eastAsia="맑은 고딕"/>
+          <w:b w:val="0"/>
+          <w:color w:val="6B7280"/>
+          <w:sz w:val="21"/>
+        </w:rPr>
+        <w:t xml:space="preserve">· </w:t>
+      </w:r>
+      <w:r>
+        <w:rPr w:rFonts="맑은 고딕">
+          <w:rFonts w:ascii="맑은 고딕" w:hAnsi="맑은 고딕" w:eastAsia="맑은 고딕"/>
+          <w:b/>
+          <w:color w:val="1F2937"/>
+          <w:sz w:val="21"/>
+        </w:rPr>
+        <w:t xml:space="preserve">그룹 소속: </w:t>
+      </w:r>
+      <w:r>
+        <w:rPr w:rFonts="맑은 고딕">
+          <w:rFonts w:ascii="맑은 고딕" w:hAnsi="맑은 고딕" w:eastAsia="맑은 고딕"/>
+          <w:b w:val="0"/>
+          <w:sz w:val="21"/>
+        </w:rPr>
+        <w:t>솔로 (빅밴드 레스 브라운 오케스트라 리드 보컬 출신)</w:t>
+      </w:r>
+    </w:p>
+    <w:p>
+      <w:pPr>
+        <w:spacing w:line="324" w:lineRule="auto" w:after="80"/>
+      </w:pPr>
+      <w:r>
+        <w:rPr w:rFonts="맑은 고딕">
+          <w:rFonts w:ascii="맑은 고딕" w:hAnsi="맑은 고딕" w:eastAsia="맑은 고딕"/>
+          <w:b w:val="0"/>
+          <w:color w:val="6B7280"/>
+          <w:sz w:val="21"/>
+        </w:rPr>
+        <w:t xml:space="preserve">· </w:t>
+      </w:r>
+      <w:r>
+        <w:rPr w:rFonts="맑은 고딕">
+          <w:rFonts w:ascii="맑은 고딕" w:hAnsi="맑은 고딕" w:eastAsia="맑은 고딕"/>
+          <w:b/>
+          <w:color w:val="1F2937"/>
+          <w:sz w:val="21"/>
+        </w:rPr>
+        <w:t xml:space="preserve">아티스트 소개: </w:t>
+      </w:r>
+      <w:r>
+        <w:rPr w:rFonts="맑은 고딕">
+          <w:rFonts w:ascii="맑은 고딕" w:hAnsi="맑은 고딕" w:eastAsia="맑은 고딕"/>
+          <w:b w:val="0"/>
+          <w:sz w:val="21"/>
+        </w:rPr>
+        <w:t>레스 브라운 악단 시절 "Sentimental Journey"로 일약 스타덤에 오른 도리스 데이는 청아하고 정갈한 미성, 완벽한 딕션과 뛰어난 리듬감을 겸비한 20세기 위대한 보컬리스트입니다. 헐리우드 은막의 대표적인 아이콘이자 전통 팝과 재즈 보컬의 경계를 품격 있게 조화시킨 아티스트로서 대중음악사에 굵직한 족적을 남겼습니다.</w:t>
+      </w:r>
+    </w:p>
+    <w:p>
+      <w:pPr>
+        <w:spacing w:line="324" w:lineRule="auto" w:before="200" w:after="80"/>
+      </w:pPr>
+      <w:r>
+        <w:rPr w:rFonts="맑은 고딕">
+          <w:rFonts w:ascii="맑은 고딕" w:hAnsi="맑은 고딕" w:eastAsia="맑은 고딕"/>
+          <w:b/>
+          <w:color w:val="1E3A8A"/>
+          <w:sz w:val="24"/>
+        </w:rPr>
+        <w:t>3. 음반 상세 분석</w:t>
+      </w:r>
+    </w:p>
+    <w:p>
+      <w:pPr>
+        <w:spacing w:line="324" w:lineRule="auto" w:after="80"/>
+      </w:pPr>
+      <w:r>
+        <w:rPr w:rFonts="맑은 고딕">
+          <w:rFonts w:ascii="맑은 고딕" w:hAnsi="맑은 고딕" w:eastAsia="맑은 고딕"/>
+          <w:b w:val="0"/>
+          <w:color w:val="6B7280"/>
+          <w:sz w:val="21"/>
+        </w:rPr>
+        <w:t xml:space="preserve">· </w:t>
+      </w:r>
+      <w:r>
+        <w:rPr w:rFonts="맑은 고딕">
+          <w:rFonts w:ascii="맑은 고딕" w:hAnsi="맑은 고딕" w:eastAsia="맑은 고딕"/>
+          <w:b/>
+          <w:color w:val="1F2937"/>
+          <w:sz w:val="21"/>
+        </w:rPr>
+        <w:t xml:space="preserve">역사적 위치: </w:t>
+      </w:r>
+      <w:r>
+        <w:rPr w:rFonts="맑은 고딕">
+          <w:rFonts w:ascii="맑은 고딕" w:hAnsi="맑은 고딕" w:eastAsia="맑은 고딕"/>
+          <w:b w:val="0"/>
+          <w:sz w:val="21"/>
+        </w:rPr>
+        <w:t>본작은 단순한 히트곡 모음집을 넘어 1950년대 전통 팝(Traditional Pop)과 아메리칸 그레이트 송북의 황금기를 기록한 하나의 기념비적 텍스트입니다. 빅밴드 스윙의 유산과 풀 오케스트레이션 팝의 세련미가 완벽하게 결합되어 있어, 팝 보컬 예술이 가장 성숙하고 우아하게 개화했던 순간을 입증하는 음반사적 교과서로 평가받습니다.</w:t>
+      </w:r>
+    </w:p>
+    <w:p>
+      <w:pPr>
+        <w:spacing w:line="324" w:lineRule="auto" w:after="80"/>
+      </w:pPr>
+      <w:r>
+        <w:rPr w:rFonts="맑은 고딕">
+          <w:rFonts w:ascii="맑은 고딕" w:hAnsi="맑은 고딕" w:eastAsia="맑은 고딕"/>
+          <w:b w:val="0"/>
+          <w:color w:val="6B7280"/>
+          <w:sz w:val="21"/>
+        </w:rPr>
+        <w:t xml:space="preserve">· </w:t>
+      </w:r>
+      <w:r>
+        <w:rPr w:rFonts="맑은 고딕">
+          <w:rFonts w:ascii="맑은 고딕" w:hAnsi="맑은 고딕" w:eastAsia="맑은 고딕"/>
+          <w:b/>
+          <w:color w:val="1F2937"/>
+          <w:sz w:val="21"/>
+        </w:rPr>
+        <w:t xml:space="preserve">시대의 흔적(스토리텔링): </w:t>
+      </w:r>
+      <w:r>
+        <w:rPr w:rFonts="맑은 고딕">
+          <w:rFonts w:ascii="맑은 고딕" w:hAnsi="맑은 고딕" w:eastAsia="맑은 고딕"/>
+          <w:b w:val="0"/>
+          <w:sz w:val="21"/>
+        </w:rPr>
+        <w:t>제2차 세계대전의 상흔을 딛고 희망과 안정을 갈망하던 전후 미국 사회에서 도리스 데이의 목소리는 모든 가정의 거실에 깃든 다정하고 순결한 안식처였습니다. 낙관주의와 순수한 사랑이 살아 숨 쉬던 당대 청춘들의 로맨스, 축음기 앞에서 나누던 설레는 속삭임과 따스한 온기가 이 앨범의 그루브마다 고스란히 각인되어 있습니다.</w:t>
+      </w:r>
+    </w:p>
+    <w:p>
+      <w:pPr>
+        <w:spacing w:line="324" w:lineRule="auto" w:before="200" w:after="80"/>
+      </w:pPr>
+      <w:r>
+        <w:rPr w:rFonts="맑은 고딕">
+          <w:rFonts w:ascii="맑은 고딕" w:hAnsi="맑은 고딕" w:eastAsia="맑은 고딕"/>
+          <w:b/>
+          <w:color w:val="1E3A8A"/>
+          <w:sz w:val="24"/>
+        </w:rPr>
+        <w:t>4. 주요 수록곡 및 감상 제언</w:t>
+      </w:r>
+    </w:p>
+    <w:p>
+      <w:pPr>
+        <w:spacing w:line="324" w:lineRule="auto" w:after="80"/>
+      </w:pPr>
+      <w:r>
+        <w:rPr w:rFonts="맑은 고딕">
+          <w:rFonts w:ascii="맑은 고딕" w:hAnsi="맑은 고딕" w:eastAsia="맑은 고딕"/>
+          <w:b w:val="0"/>
+          <w:color w:val="6B7280"/>
+          <w:sz w:val="21"/>
+        </w:rPr>
+        <w:t xml:space="preserve">· </w:t>
+      </w:r>
+      <w:r>
+        <w:rPr w:rFonts="맑은 고딕">
+          <w:rFonts w:ascii="맑은 고딕" w:hAnsi="맑은 고딕" w:eastAsia="맑은 고딕"/>
+          <w:b/>
+          <w:color w:val="1F2937"/>
+          <w:sz w:val="21"/>
+        </w:rPr>
+        <w:t xml:space="preserve">주요 수록곡 특징: </w:t>
+      </w:r>
+      <w:r>
+        <w:rPr w:rFonts="맑은 고딕">
+          <w:rFonts w:ascii="맑은 고딕" w:hAnsi="맑은 고딕" w:eastAsia="맑은 고딕"/>
+          <w:b w:val="0"/>
+          <w:sz w:val="21"/>
+        </w:rPr>
+        <w:t>알프레드 히치콕 감독의 영화 《나는 비밀을 알고 있다》를 통해 시대를 초월한 위로의 찬가가 된 "Que Sera, Sera (Whatever Will Be, Will Be)", 영화 《캘러미티 제인》에 수록되어 벅찬 사랑의 환희를 웅장한 스트링과 함께 노래한 "Secret Love", 도리스 데이의 투명한 음색이 새벽안개처럼 스며드는 "It's Magic"을 비롯해 "A Guy Is a Guy", "Love Somebody" 등 서정성과 밝은 생명력이 교차하는 명곡들이 유려하게 펼쳐집니다.</w:t>
+      </w:r>
+    </w:p>
+    <w:p>
+      <w:pPr>
+        <w:spacing w:line="324" w:lineRule="auto" w:after="80"/>
+      </w:pPr>
+      <w:r>
+        <w:rPr w:rFonts="맑은 고딕">
+          <w:rFonts w:ascii="맑은 고딕" w:hAnsi="맑은 고딕" w:eastAsia="맑은 고딕"/>
+          <w:b w:val="0"/>
+          <w:color w:val="6B7280"/>
+          <w:sz w:val="21"/>
+        </w:rPr>
+        <w:t xml:space="preserve">· </w:t>
+      </w:r>
+      <w:r>
+        <w:rPr w:rFonts="맑은 고딕">
+          <w:rFonts w:ascii="맑은 고딕" w:hAnsi="맑은 고딕" w:eastAsia="맑은 고딕"/>
+          <w:b/>
+          <w:color w:val="1F2937"/>
+          <w:sz w:val="21"/>
+        </w:rPr>
+        <w:t xml:space="preserve">빈티지 감상 제언: </w:t>
+      </w:r>
+      <w:r>
+        <w:rPr w:rFonts="맑은 고딕">
+          <w:rFonts w:ascii="맑은 고딕" w:hAnsi="맑은 고딕" w:eastAsia="맑은 고딕"/>
+          <w:b w:val="0"/>
+          <w:sz w:val="21"/>
+        </w:rPr>
+        <w:t>진공관 앰프의 온화한 배음과 턴테이블의 아날로그 카트리지가 만났을 때, 컬럼비아 특유의 깊고 자연스러운 어쿠스틱 잔향이 황홀한 공간감을 형성합니다. 디지털 음원에서는 느낄 수 없는 도리스 데이 특유의 숨결과 자음의 섬세한 떨림, 오케스트라 현악 파트의 벨벳 같은 질감이 리스닝 룸을 채울 때 아날로그 사운드의 진정한 묘미를 만끽할 수 있습니다.</w:t>
+      </w:r>
+    </w:p>
+    <w:p>
+      <w:pPr>
+        <w:spacing w:line="324" w:lineRule="auto" w:after="80"/>
+      </w:pPr>
+      <w:r>
+        <w:rPr w:rFonts="맑은 고딕">
+          <w:rFonts w:ascii="맑은 고딕" w:hAnsi="맑은 고딕" w:eastAsia="맑은 고딕"/>
+          <w:b w:val="0"/>
+          <w:color w:val="6B7280"/>
+          <w:sz w:val="21"/>
+        </w:rPr>
+        <w:t xml:space="preserve">· </w:t>
+      </w:r>
+      <w:r>
+        <w:rPr w:rFonts="맑은 고딕">
+          <w:rFonts w:ascii="맑은 고딕" w:hAnsi="맑은 고딕" w:eastAsia="맑은 고딕"/>
+          <w:b/>
+          <w:color w:val="1F2937"/>
+          <w:sz w:val="21"/>
+        </w:rPr>
+        <w:t xml:space="preserve">소장 가치: </w:t>
+      </w:r>
+      <w:r>
+        <w:rPr w:rFonts="맑은 고딕">
+          <w:rFonts w:ascii="맑은 고딕" w:hAnsi="맑은 고딕" w:eastAsia="맑은 고딕"/>
+          <w:b w:val="0"/>
+          <w:sz w:val="21"/>
+        </w:rPr>
+        <w:t>전통 보컬 팝의 정수가 농축된 선곡의 완결성은 물론, 컬럼비아의 전성기 레코딩 기술이 아로새겨진 초반 및 재발매 바이닐 모두 LP 애호가들의 컬렉션에서 절대 빠질 수 없는 필수 표적입니다. 세월의 흐름에도 전혀 바래지 않는 클래식한 앨범 재킷 디자인과 고즈넉한 음질은 소장 그 자체로 시대를 초월한 문화적 품격을 대변합니다.</w:t>
+      </w:r>
+    </w:p>
+    <w:p>
+      <w:pPr>
+        <w:spacing w:line="324" w:lineRule="auto" w:after="120" w:before="160"/>
+      </w:pPr>
+      <w:r>
+        <w:rPr w:rFonts="맑은 고딕">
+          <w:rFonts w:ascii="맑은 고딕" w:hAnsi="맑은 고딕" w:eastAsia="맑은 고딕"/>
+          <w:b/>
+          <w:color w:val="4338CA"/>
+          <w:sz w:val="21"/>
+        </w:rPr>
+        <w:t>이 음반을 통해 아날로그 바늘 끝에서 피어나는 도리스 데이의 눈부신 미소와 시대를 초월한 순수한 서정이 전해주는 감동을 다시 한번 경험해 보시는 것은 어떨까요?</w:t>
       </w:r>
     </w:p>
     <w:sectPr>
       <w:pgSz w:w="12240" w:h="15840"/>
-      <w:pgMar w:top="1440" w:right="1440" w:bottom="1440" w:left="1440" w:header="720" w:footer="720" w:gutter="0"/>
+      <w:pgMar w:top="1152" w:right="1296" w:bottom="1152" w:left="1296" w:header="720" w:footer="720" w:gutter="0"/>
       <w:cols w:space="720"/>
       <w:docGrid w:linePitch="360"/>
     </w:sectPr>

--- a/word_reports/LP_0131_위치_218_Doris Day_Doris Day's Gre.docx
+++ b/word_reports/LP_0131_위치_218_Doris Day_Doris Day's Gre.docx
@@ -32,7 +32,7 @@
     </w:p>
     <w:p>
       <w:pPr>
-        <w:spacing w:line="324" w:lineRule="auto" w:before="80" w:after="160"/>
+        <w:spacing w:line="324" w:lineRule="auto" w:before="80" w:after="120"/>
       </w:pPr>
       <w:r>
         <w:rPr w:rFonts="맑은 고딕">
@@ -42,13 +42,6 @@
           <w:sz w:val="22"/>
         </w:rPr>
         <w:t xml:space="preserve">[음반 소개] </w:t>
-      </w:r>
-      <w:r>
-        <w:rPr w:rFonts="맑은 고딕">
-          <w:rFonts w:ascii="맑은 고딕" w:hAnsi="맑은 고딕" w:eastAsia="맑은 고딕"/>
-          <w:b w:val="0"/>
-          <w:sz w:val="21"/>
-        </w:rPr>
       </w:r>
     </w:p>
     <w:p>
@@ -61,7 +54,33 @@
           <w:b w:val="0"/>
           <w:sz w:val="21"/>
         </w:rPr>
-        <w:t>맑고 투명한 햇살처럼 티 없이 번져가는 도리스 데이의 음성은 20세기 중반 전 세계인의 마음에 위로와 순수한 낭만을 심어준 아름다운 축복이었습니다. 1958년 컬럼비아 레코드에서 발매된 본 음반은 그녀의 찬란했던 전성기 음악 여정을 가장 정갈하고 기품 있는 선곡으로 엮어낸 불멸의 명반입니다. 화려한 기교 대신 영혼을 어루만지는 담백한 프레이징과 포근한 미소는 회색빛 일상 속에 잊혀가던 서정의 향수를 찬연하게 되살려냅니다. 반세기를 훌쩍 넘긴 오늘날에도 턴테이블 위에서 피어오르는 그녀의 노래는 클래식 스탠더드 팝이 도달할 수 있는 가장 우아하고 영원한 감동의 순간을 선사합니다.</w:t>
+        <w:t>1950년대 전후(戰後) 미국 사회의 찬란한 황금기와 순수한 낭만을 상징하는 목소리, 도리스 데이(Doris Day)의 예술적 정수를 한데 모은 명반 《Doris Day's Greatest Hits》는 스탠더드 팝 보컬 음악이 도달할 수 있는 가장 우아하고 서정적인 극치를 보여주는 불멸의 기록입니다. 1958년 명문 콜롬비아 레코드를 통해 첫선을 보인 이 음반은 물질적 풍요와 재건의 온기가 대륙을 감싸던 시절, 대중의 메마른 감성을 따스하게 어루만지며 시대의 가장 포근한 안식처가 되어주었습니다. 그녀의 음성은 화려한 기교나 자극적인 과장 없이도, 티 없이 맑고 투명한 발성과 완벽한 프레이징만으로 듣는 이의 영혼에 깊은 평온과 설렘을 아로새겼습니다.</w:t>
+      </w:r>
+    </w:p>
+    <w:p>
+      <w:pPr>
+        <w:spacing w:line="324" w:lineRule="auto" w:after="120"/>
+      </w:pPr>
+      <w:r>
+        <w:rPr w:rFonts="맑은 고딕">
+          <w:rFonts w:ascii="맑은 고딕" w:hAnsi="맑은 고딕" w:eastAsia="맑은 고딕"/>
+          <w:b w:val="0"/>
+          <w:sz w:val="21"/>
+        </w:rPr>
+        <w:t>이 앨범은 단순한 상업적 히트곡 모음집의 범주를 아득히 뛰어넘습니다. 빅밴드 스윙의 명장 레스 브라운 악단 시절부터 은막(銀幕)과 빌보드 차트를 동시에 호령하던 슈퍼스타의 위상에 이르기까지, 도리스 데이라는 한 거장이 빚어낸 찬연한 음악적 궤적이 유기적인 호흡으로 집대성되어 있습니다. 시네마틱 팝의 고전이자 아카데미 주제가상을 거머쥔 'Secret Love'에서부터, 인생의 섭리를 담담하고도 낙관적인 어조로 노래한 'Que Sera, Sera'에 이르기까지, 그녀가 전하고자 했던 메시지는 인간 본연의 순수함과 조건 없는 사랑, 그리고 삶을 향한 무한한 긍정이었습니다. 도리스 데이는 음표 하나, 쉼표 하나에 진심 어린 숨결을 불어넣으며 화려함 대신 기품을, 감정의 과잉 대신 절제된 지성을 담아내는 독보적인 예술적 철학을 고수했습니다.</w:t>
+      </w:r>
+    </w:p>
+    <w:p>
+      <w:pPr>
+        <w:spacing w:line="324" w:lineRule="auto" w:after="120"/>
+      </w:pPr>
+      <w:r>
+        <w:rPr w:rFonts="맑은 고딕">
+          <w:rFonts w:ascii="맑은 고딕" w:hAnsi="맑은 고딕" w:eastAsia="맑은 고딕"/>
+          <w:b w:val="0"/>
+          <w:sz w:val="21"/>
+        </w:rPr>
+        <w:t>반세기를 훌쩍 넘긴 오늘날에도 이 음반이 아날로그 애호가들의 턴테이블 위에서 여전히 찬란한 생명력을 발하는 이유는 세월의 풍파 속에서도 바래지 않는 무구한 서정성 때문입니다. 현대 사회의 소음과 불안 속에서 방황하는 이들에게 그녀의 목소리는 마치 햇살이 쏟아지는 창가에 기대어 마시는 따스한 차 한 잔처럼 위로를 건넵니다. 섬세한 오케스트레이션과 빈티지 하이파이 사운드의 미학이 응축된 이 걸작은, 지나간 시대의 노스탤지어를 넘어 시대를 초월한 보편적 감동의 원형으로 우리 곁에 영원히 남아 있습니다.</w:t>
       </w:r>
     </w:p>
     <w:p>
@@ -168,7 +187,7 @@
           <w:b w:val="0"/>
           <w:sz w:val="21"/>
         </w:rPr>
-        <w:t>1958년 명문 레이블 컬럼비아(Columbia Records)를 통해 모노(CL 1210)와 스테레오(CS 8105)로 동시 발매된 앨범으로, 1940년대 후반부터 1950년대를 풍미한 그녀의 대표적 빅 히트 싱글들을 오케스트라 마스터 테이프의 정교한 리마스터링을 거쳐 아카이브 형태로 집대성한 역사적 앤솔로지입니다.</w:t>
+        <w:t>1958년 미국의 유서 깊은 음반사 콜롬비아 레코드(Columbia Records)를 통해 발매된 공식 베스트 앨범으로, 1940년대 후반부터 1950년대 중후반까지 도리스 데이가 남긴 주옥같은 싱글 히트작들을 정선하여 당대 최고의 마스터링 기술로 집대성한 역사적 명반입니다.</w:t>
       </w:r>
     </w:p>
     <w:p>
@@ -199,7 +218,7 @@
           <w:b w:val="0"/>
           <w:sz w:val="21"/>
         </w:rPr>
-        <w:t>발매 직후 빌보드 팝 앨범 차트 최상위권(4위)에 진입한 후 수년간 롱런하며 미국음반산업협회(RIAA) 골드 레코드(50만 장 이상) 인증을 획득하였으며, 전 세계적으로 수백만 장의 스테디셀러를 기록하며 1950년대 팝 음반 중 가장 널리 사랑받은 모범적 베스트 음반으로 자리매김했습니다.</w:t>
+        <w:t>발매 직후 빌보드 앨범 차트(Billboard Pop Albums) 상위권에 장기간 머물며 폭발적인 대중적 지지를 얻었고, 시대를 초월한 스테디셀러로 군림하며 미국음반산업협회(RIAA) 골드(Gold) 레코드 인증을 획득하는 등 상업적으로도 기념비적인 성공을 거두었습니다.</w:t>
       </w:r>
     </w:p>
     <w:p>
@@ -230,7 +249,7 @@
           <w:b w:val="0"/>
           <w:sz w:val="21"/>
         </w:rPr>
-        <w:t>수록곡 "Secret Love"(1953)와 "Que Sera, Sera"(1956)가 아카데미 주제가상을 연속 수상하였고, 훗날 그래미 명예의 전당(Grammy Hall of Fame) 헌액 및 그래미 평생공로상(2008) 수상의 결정적 기반이 된 명곡들이 총망라되어 있습니다.</w:t>
+        <w:t>수록곡 'Secret Love'(1953)와 'Que Sera, Sera'(1956)가 아카데미 시상식 주제가상을 석권하였으며, 아티스트 본인은 그래미 평생공로상(Grammy Lifetime Achievement Award) 수상 및 그래미 명예의 전당(Grammy Hall of Fame)에 헌액되어 대중음악사에 남긴 불멸의 공로를 공인받았습니다.</w:t>
       </w:r>
     </w:p>
     <w:p>
@@ -337,7 +356,7 @@
           <w:b w:val="0"/>
           <w:sz w:val="21"/>
         </w:rPr>
-        <w:t>솔로 (빅밴드 레스 브라운 오케스트라 리드 보컬 출신)</w:t>
+        <w:t>솔로 (초기 Les Brown &amp; His Band of Renown의 리드 보컬리스트로 활약)</w:t>
       </w:r>
     </w:p>
     <w:p>
@@ -368,7 +387,7 @@
           <w:b w:val="0"/>
           <w:sz w:val="21"/>
         </w:rPr>
-        <w:t>레스 브라운 악단 시절 "Sentimental Journey"로 일약 스타덤에 오른 도리스 데이는 청아하고 정갈한 미성, 완벽한 딕션과 뛰어난 리듬감을 겸비한 20세기 위대한 보컬리스트입니다. 헐리우드 은막의 대표적인 아이콘이자 전통 팝과 재즈 보컬의 경계를 품격 있게 조화시킨 아티스트로서 대중음악사에 굵직한 족적을 남겼습니다.</w:t>
+        <w:t>도리스 데이는 명징하고 청아한 음색, 정확무오한 딕션과 깊은 서정성으로 20세기 중반 미국 대중문화를 정의했던 '아메리카스 스위트하트(America's Sweetheart)'이자 위대한 보컬리스트입니다. 빅밴드 스윙에서 출발하여 할리우드 뮤지컬 영화와 트래디셔널 팝 발라드 전반을 아우르며, 고결한 품격과 따뜻한 인간미를 전 세계 음악 애호가들의 가슴속에 깊이 각인시켰습니다.</w:t>
       </w:r>
     </w:p>
     <w:p>
@@ -413,7 +432,7 @@
           <w:b w:val="0"/>
           <w:sz w:val="21"/>
         </w:rPr>
-        <w:t>본작은 단순한 히트곡 모음집을 넘어 1950년대 전통 팝(Traditional Pop)과 아메리칸 그레이트 송북의 황금기를 기록한 하나의 기념비적 텍스트입니다. 빅밴드 스윙의 유산과 풀 오케스트레이션 팝의 세련미가 완벽하게 결합되어 있어, 팝 보컬 예술이 가장 성숙하고 우아하게 개화했던 순간을 입증하는 음반사적 교과서로 평가받습니다.</w:t>
+        <w:t>로큰롤이라는 새로운 파도가 태동하던 1950년대 후반, 미국 전통 스탠더드 팝 보컬의 품위와 미학적 완성도를 가장 찬란하게 방어해 낸 금자탑입니다. 콜롬비아 레코드 특유의 풍성한 오케스트레이션과 보컬 간의 이상적인 음향 균형은 하이파이(Hi-Fi) 사운드의 교과서로 평가받으며 보컬 팝의 황금기를 증언합니다.</w:t>
       </w:r>
     </w:p>
     <w:p>
@@ -444,7 +463,7 @@
           <w:b w:val="0"/>
           <w:sz w:val="21"/>
         </w:rPr>
-        <w:t>제2차 세계대전의 상흔을 딛고 희망과 안정을 갈망하던 전후 미국 사회에서 도리스 데이의 목소리는 모든 가정의 거실에 깃든 다정하고 순결한 안식처였습니다. 낙관주의와 순수한 사랑이 살아 숨 쉬던 당대 청춘들의 로맨스, 축음기 앞에서 나누던 설레는 속삭임과 따스한 온기가 이 앨범의 그루브마다 고스란히 각인되어 있습니다.</w:t>
+        <w:t>제2차 세계대전의 상흔을 씻어내고 평화와 번영을 구가하던 1950년대 미국의 따뜻한 가족주의와 낭만적 사랑의 풍경이 고스란히 담겨 있습니다. 라디오와 은막을 통해 흘러나오던 그녀의 노래는 전후 세대의 청춘들에게 삶의 희망과 소박한 행복의 가치를 일깨워 준 시대의 서정적 찬가였습니다.</w:t>
       </w:r>
     </w:p>
     <w:p>
@@ -489,7 +508,130 @@
           <w:b w:val="0"/>
           <w:sz w:val="21"/>
         </w:rPr>
-        <w:t>알프레드 히치콕 감독의 영화 《나는 비밀을 알고 있다》를 통해 시대를 초월한 위로의 찬가가 된 "Que Sera, Sera (Whatever Will Be, Will Be)", 영화 《캘러미티 제인》에 수록되어 벅찬 사랑의 환희를 웅장한 스트링과 함께 노래한 "Secret Love", 도리스 데이의 투명한 음색이 새벽안개처럼 스며드는 "It's Magic"을 비롯해 "A Guy Is a Guy", "Love Somebody" 등 서정성과 밝은 생명력이 교차하는 명곡들이 유려하게 펼쳐집니다.</w:t>
+      </w:r>
+    </w:p>
+    <w:p>
+      <w:pPr>
+        <w:spacing w:line="324" w:lineRule="auto" w:after="80"/>
+      </w:pPr>
+      <w:r>
+        <w:rPr w:rFonts="맑은 고딕">
+          <w:rFonts w:ascii="맑은 고딕" w:hAnsi="맑은 고딕" w:eastAsia="맑은 고딕"/>
+          <w:b w:val="0"/>
+          <w:color w:val="6B7280"/>
+          <w:sz w:val="21"/>
+        </w:rPr>
+        <w:t xml:space="preserve">· </w:t>
+      </w:r>
+      <w:r>
+        <w:rPr w:rFonts="맑은 고딕">
+          <w:rFonts w:ascii="맑은 고딕" w:hAnsi="맑은 고딕" w:eastAsia="맑은 고딕"/>
+          <w:b/>
+          <w:color w:val="1F2937"/>
+          <w:sz w:val="21"/>
+        </w:rPr>
+        <w:t xml:space="preserve">"Que Sera, Sera (Whatever Will Be, Will Be)": </w:t>
+      </w:r>
+      <w:r>
+        <w:rPr w:rFonts="맑은 고딕">
+          <w:rFonts w:ascii="맑은 고딕" w:hAnsi="맑은 고딕" w:eastAsia="맑은 고딕"/>
+          <w:b w:val="0"/>
+          <w:sz w:val="21"/>
+        </w:rPr>
+        <w:t>앨프리드 히치콕 감독의 명작 영화 《나는 비밀을 알고 있다》의 테마곡으로, 경쾌하고 우아한 왈츠 리듬 위에 인생을 달관한 듯한 긍정의 메시지를 담아낸 도리스 데이의 영원한 시그니처 넘버.</w:t>
+      </w:r>
+    </w:p>
+    <w:p>
+      <w:pPr>
+        <w:spacing w:line="324" w:lineRule="auto" w:after="80"/>
+      </w:pPr>
+      <w:r>
+        <w:rPr w:rFonts="맑은 고딕">
+          <w:rFonts w:ascii="맑은 고딕" w:hAnsi="맑은 고딕" w:eastAsia="맑은 고딕"/>
+          <w:b w:val="0"/>
+          <w:color w:val="6B7280"/>
+          <w:sz w:val="21"/>
+        </w:rPr>
+        <w:t xml:space="preserve">· </w:t>
+      </w:r>
+      <w:r>
+        <w:rPr w:rFonts="맑은 고딕">
+          <w:rFonts w:ascii="맑은 고딕" w:hAnsi="맑은 고딕" w:eastAsia="맑은 고딕"/>
+          <w:b/>
+          <w:color w:val="1F2937"/>
+          <w:sz w:val="21"/>
+        </w:rPr>
+        <w:t xml:space="preserve">"Secret Love": </w:t>
+      </w:r>
+      <w:r>
+        <w:rPr w:rFonts="맑은 고딕">
+          <w:rFonts w:ascii="맑은 고딕" w:hAnsi="맑은 고딕" w:eastAsia="맑은 고딕"/>
+          <w:b w:val="0"/>
+          <w:sz w:val="21"/>
+        </w:rPr>
+        <w:t>영화 《칼라미티 제인》에 삽입되어 아카데미상을 수상한 곡으로, 조심스럽고 벅찬 사랑의 고백을 드라마틱하고도 기품 있는 감정선과 유려한 가창력으로 그려낸 명발라드.</w:t>
+      </w:r>
+    </w:p>
+    <w:p>
+      <w:pPr>
+        <w:spacing w:line="324" w:lineRule="auto" w:after="80"/>
+      </w:pPr>
+      <w:r>
+        <w:rPr w:rFonts="맑은 고딕">
+          <w:rFonts w:ascii="맑은 고딕" w:hAnsi="맑은 고딕" w:eastAsia="맑은 고딕"/>
+          <w:b w:val="0"/>
+          <w:color w:val="6B7280"/>
+          <w:sz w:val="21"/>
+        </w:rPr>
+        <w:t xml:space="preserve">· </w:t>
+      </w:r>
+      <w:r>
+        <w:rPr w:rFonts="맑은 고딕">
+          <w:rFonts w:ascii="맑은 고딕" w:hAnsi="맑은 고딕" w:eastAsia="맑은 고딕"/>
+          <w:b/>
+          <w:color w:val="1F2937"/>
+          <w:sz w:val="21"/>
+        </w:rPr>
+        <w:t xml:space="preserve">"It's Magic": </w:t>
+      </w:r>
+      <w:r>
+        <w:rPr w:rFonts="맑은 고딕">
+          <w:rFonts w:ascii="맑은 고딕" w:hAnsi="맑은 고딕" w:eastAsia="맑은 고딕"/>
+          <w:b w:val="0"/>
+          <w:sz w:val="21"/>
+        </w:rPr>
+        <w:t>초기 솔로 시절의 눈부신 히트곡으로, 은은한 현악 오케스트레이션 위로 속삭이듯 피어오르는 감미로운 보컬이 마법 같은 서정미를 자아내는 트랙.</w:t>
+      </w:r>
+    </w:p>
+    <w:p>
+      <w:pPr>
+        <w:spacing w:line="324" w:lineRule="auto" w:after="80"/>
+      </w:pPr>
+      <w:r>
+        <w:rPr w:rFonts="맑은 고딕">
+          <w:rFonts w:ascii="맑은 고딕" w:hAnsi="맑은 고딕" w:eastAsia="맑은 고딕"/>
+          <w:b w:val="0"/>
+          <w:color w:val="6B7280"/>
+          <w:sz w:val="21"/>
+        </w:rPr>
+        <w:t xml:space="preserve">· </w:t>
+      </w:r>
+      <w:r>
+        <w:rPr w:rFonts="맑은 고딕">
+          <w:rFonts w:ascii="맑은 고딕" w:hAnsi="맑은 고딕" w:eastAsia="맑은 고딕"/>
+          <w:b/>
+          <w:color w:val="1F2937"/>
+          <w:sz w:val="21"/>
+        </w:rPr>
+        <w:t xml:space="preserve">"Everybody Loves a Lover": </w:t>
+      </w:r>
+      <w:r>
+        <w:rPr w:rFonts="맑은 고딕">
+          <w:rFonts w:ascii="맑은 고딕" w:hAnsi="맑은 고딕" w:eastAsia="맑은 고딕"/>
+          <w:b w:val="0"/>
+          <w:sz w:val="21"/>
+        </w:rPr>
+        <w:t>리드미컬하고 세련된 브라스 섹션과 코러스, 그리고 도리스 데이 특유의 재기발랄하고 산뜻한 리듬감이 매력적인 업템포 팝의 정수.</w:t>
       </w:r>
     </w:p>
     <w:p>
@@ -520,7 +662,7 @@
           <w:b w:val="0"/>
           <w:sz w:val="21"/>
         </w:rPr>
-        <w:t>진공관 앰프의 온화한 배음과 턴테이블의 아날로그 카트리지가 만났을 때, 컬럼비아 특유의 깊고 자연스러운 어쿠스틱 잔향이 황홀한 공간감을 형성합니다. 디지털 음원에서는 느낄 수 없는 도리스 데이 특유의 숨결과 자음의 섬세한 떨림, 오케스트라 현악 파트의 벨벳 같은 질감이 리스닝 룸을 채울 때 아날로그 사운드의 진정한 묘미를 만끽할 수 있습니다.</w:t>
+        <w:t>콜롬비아 특유의 깊고 중후한 프레싱이 돋보이는 바이닐로, 따뜻한 온기를 품은 진공관 앰프와 풀레인지 스피커의 조합으로 감상할 때 그 진가가 온전히 드러납니다. 도리스 데이의 청아한 비브라토와 미세한 숨결, 그리고 오케스트라 현악군의 포근한 잔향이 아날로그 바늘 끝을 통해 실내의 공기를 감싸며 마치 1950년대 콘서트홀의 로열석에 앉아 있는 듯한 감동을 선사합니다.</w:t>
       </w:r>
     </w:p>
     <w:p>
@@ -551,7 +693,7 @@
           <w:b w:val="0"/>
           <w:sz w:val="21"/>
         </w:rPr>
-        <w:t>전통 보컬 팝의 정수가 농축된 선곡의 완결성은 물론, 컬럼비아의 전성기 레코딩 기술이 아로새겨진 초반 및 재발매 바이닐 모두 LP 애호가들의 컬렉션에서 절대 빠질 수 없는 필수 표적입니다. 세월의 흐름에도 전혀 바래지 않는 클래식한 앨범 재킷 디자인과 고즈넉한 음질은 소장 그 자체로 시대를 초월한 문화적 품격을 대변합니다.</w:t>
+        <w:t>스탠더드 팝 보컬의 황금기를 대표하는 명곡들이 단 한 장의 바이닐에 완벽하게 집약된 음반으로, 빈티지 팝과 아날로그 사운드를 사랑하는 오디오파일 및 LP 컬렉터라면 반드시 라이브러리 중심부에 갖추어야 할 클래식 명반입니다.</w:t>
       </w:r>
     </w:p>
     <w:p>
@@ -565,7 +707,7 @@
           <w:color w:val="4338CA"/>
           <w:sz w:val="21"/>
         </w:rPr>
-        <w:t>이 음반을 통해 아날로그 바늘 끝에서 피어나는 도리스 데이의 눈부신 미소와 시대를 초월한 순수한 서정이 전해주는 감동을 다시 한번 경험해 보시는 것은 어떨까요?</w:t>
+        <w:t>이 음반을 통해 한 시대를 찬란하게 물들였던 순수한 낭만과 도리스 데이의 따스한 목소리가 전해주는 감동을 다시 한번 경험해 보시는 것은 어떨까요?</w:t>
       </w:r>
     </w:p>
     <w:sectPr>
